--- a/week4/Stage_1_Tutorial_Student_Handout.docx
+++ b/week4/Stage_1_Tutorial_Student_Handout.docx
@@ -1,6 +1,6 @@
 
 <file path=word/document.xml><?xml version="1.0" encoding="utf-8"?>
-<w:document xmlns:wpc="http://schemas.microsoft.com/office/word/2010/wordprocessingCanvas" xmlns:cx="http://schemas.microsoft.com/office/drawing/2014/chartex" xmlns:cx1="http://schemas.microsoft.com/office/drawing/2015/9/8/chartex" xmlns:cx2="http://schemas.microsoft.com/office/drawing/2015/10/21/chartex" xmlns:cx3="http://schemas.microsoft.com/office/drawing/2016/5/9/chartex" xmlns:cx4="http://schemas.microsoft.com/office/drawing/2016/5/10/chartex" xmlns:cx5="http://schemas.microsoft.com/office/drawing/2016/5/11/chartex" xmlns:cx6="http://schemas.microsoft.com/office/drawing/2016/5/12/chartex" xmlns:cx7="http://schemas.microsoft.com/office/drawing/2016/5/13/chartex" xmlns:cx8="http://schemas.microsoft.com/office/drawing/2016/5/14/chartex" xmlns:mc="http://schemas.openxmlformats.org/markup-compatibility/2006" xmlns:aink="http://schemas.microsoft.com/office/drawing/2016/ink" xmlns:am3d="http://schemas.microsoft.com/office/drawing/2017/model3d" xmlns:o="urn:schemas-microsoft-com:office:office" xmlns:oel="http://schemas.microsoft.com/office/2019/extlst" xmlns:r="http://schemas.openxmlformats.org/officeDocument/2006/relationships" xmlns:m="http://schemas.openxmlformats.org/officeDocument/2006/math" xmlns:v="urn:schemas-microsoft-com:vml" xmlns:wp14="http://schemas.microsoft.com/office/word/2010/wordprocessingDrawing" xmlns:wp="http://schemas.openxmlformats.org/drawingml/2006/wordprocessingDrawing" xmlns:w10="urn:schemas-microsoft-com:office:word" xmlns:w="http://schemas.openxmlformats.org/wordprocessingml/2006/main" xmlns:w14="http://schemas.microsoft.com/office/word/2010/wordml" xmlns:w15="http://schemas.microsoft.com/office/word/2012/wordml" xmlns:w16cei="http://schemas.microsoft.com/office/word/2026/wordml/cei" xmlns:w16cex="http://schemas.microsoft.com/office/word/2018/wordml/cex" xmlns:w16cid="http://schemas.microsoft.com/office/word/2016/wordml/cid" xmlns:w16="http://schemas.microsoft.com/office/word/2018/wordml" xmlns:w16du="http://schemas.microsoft.com/office/word/2023/wordml/word16du" xmlns:w16sdtdh="http://schemas.microsoft.com/office/word/2020/wordml/sdtdatahash" xmlns:w16sdtfl="http://schemas.microsoft.com/office/word/2024/wordml/sdtformatlock" xmlns:w16se="http://schemas.microsoft.com/office/word/2015/wordml/symex" xmlns:wpg="http://schemas.microsoft.com/office/word/2010/wordprocessingGroup" xmlns:wpi="http://schemas.microsoft.com/office/word/2010/wordprocessingInk" xmlns:wne="http://schemas.microsoft.com/office/word/2006/wordml" xmlns:wps="http://schemas.microsoft.com/office/word/2010/wordprocessingShape" mc:Ignorable="w14 w15 w16se w16cid w16 w16cex w16sdtdh w16sdtfl w16du wp14">
+<w:document xmlns:wpc="http://schemas.microsoft.com/office/word/2010/wordprocessingCanvas" xmlns:cx="http://schemas.microsoft.com/office/drawing/2014/chartex" xmlns:cx1="http://schemas.microsoft.com/office/drawing/2015/9/8/chartex" xmlns:cx2="http://schemas.microsoft.com/office/drawing/2015/10/21/chartex" xmlns:cx3="http://schemas.microsoft.com/office/drawing/2016/5/9/chartex" xmlns:cx4="http://schemas.microsoft.com/office/drawing/2016/5/10/chartex" xmlns:cx5="http://schemas.microsoft.com/office/drawing/2016/5/11/chartex" xmlns:cx6="http://schemas.microsoft.com/office/drawing/2016/5/12/chartex" xmlns:cx7="http://schemas.microsoft.com/office/drawing/2016/5/13/chartex" xmlns:cx8="http://schemas.microsoft.com/office/drawing/2016/5/14/chartex" xmlns:mc="http://schemas.openxmlformats.org/markup-compatibility/2006" xmlns:aink="http://schemas.microsoft.com/office/drawing/2016/ink" xmlns:am3d="http://schemas.microsoft.com/office/drawing/2017/model3d" xmlns:o="urn:schemas-microsoft-com:office:office" xmlns:oel="http://schemas.microsoft.com/office/2019/extlst" xmlns:r="http://schemas.openxmlformats.org/officeDocument/2006/relationships" xmlns:m="http://schemas.openxmlformats.org/officeDocument/2006/math" xmlns:v="urn:schemas-microsoft-com:vml" xmlns:wp14="http://schemas.microsoft.com/office/word/2010/wordprocessingDrawing" xmlns:wp="http://schemas.openxmlformats.org/drawingml/2006/wordprocessingDrawing" xmlns:w10="urn:schemas-microsoft-com:office:word" xmlns:w="http://schemas.openxmlformats.org/wordprocessingml/2006/main" xmlns:w14="http://schemas.microsoft.com/office/word/2010/wordml" xmlns:w15="http://schemas.microsoft.com/office/word/2012/wordml" xmlns:w16cex="http://schemas.microsoft.com/office/word/2018/wordml/cex" xmlns:w16cid="http://schemas.microsoft.com/office/word/2016/wordml/cid" xmlns:w16="http://schemas.microsoft.com/office/word/2018/wordml" xmlns:w16du="http://schemas.microsoft.com/office/word/2023/wordml/word16du" xmlns:w16sdtdh="http://schemas.microsoft.com/office/word/2020/wordml/sdtdatahash" xmlns:w16sdtfl="http://schemas.microsoft.com/office/word/2024/wordml/sdtformatlock" xmlns:w16se="http://schemas.microsoft.com/office/word/2015/wordml/symex" xmlns:wpg="http://schemas.microsoft.com/office/word/2010/wordprocessingGroup" xmlns:wpi="http://schemas.microsoft.com/office/word/2010/wordprocessingInk" xmlns:wne="http://schemas.microsoft.com/office/word/2006/wordml" xmlns:wps="http://schemas.microsoft.com/office/word/2010/wordprocessingShape" mc:Ignorable="w14 w15 w16se w16cid w16 w16cex w16sdtdh w16sdtfl w16du wp14">
   <w:body>
     <w:p>
       <w:pPr>
@@ -8,13 +8,7 @@
         <w:jc w:val="center"/>
       </w:pPr>
       <w:r>
-        <w:t>Stage</w:t>
-      </w:r>
-      <w:r>
-        <w:t xml:space="preserve"> 1</w:t>
-      </w:r>
-      <w:r>
-        <w:t xml:space="preserve"> Tutorial Activity</w:t>
+        <w:t>Stage 1 Tutorial Activity</w:t>
       </w:r>
     </w:p>
     <w:p>
@@ -37,25 +31,42 @@
         <w:jc w:val="center"/>
       </w:pPr>
       <w:r>
-        <w:t>Stage</w:t>
+        <w:t>Stage 1 | Introducing Software Technology Case Study with Python and Guided AI use</w:t>
+      </w:r>
+    </w:p>
+    <w:p>
+      <w:pPr>
+        <w:rPr>
+          <w:color w:val="31849B" w:themeColor="accent5" w:themeShade="BF"/>
+        </w:rPr>
+      </w:pPr>
+      <w:r>
+        <w:rPr>
+          <w:i/>
+          <w:iCs/>
+          <w:color w:val="31849B" w:themeColor="accent5" w:themeShade="BF"/>
+        </w:rPr>
+        <w:t>NOTE</w:t>
       </w:r>
       <w:r>
-        <w:t xml:space="preserve"> 1 | Introduc</w:t>
+        <w:rPr>
+          <w:color w:val="31849B" w:themeColor="accent5" w:themeShade="BF"/>
+        </w:rPr>
+        <w:t xml:space="preserve">: all </w:t>
       </w:r>
       <w:r>
-        <w:t>ing</w:t>
+        <w:rPr>
+          <w:b/>
+          <w:bCs/>
+          <w:color w:val="31849B" w:themeColor="accent5" w:themeShade="BF"/>
+        </w:rPr>
+        <w:t>blue</w:t>
       </w:r>
       <w:r>
-        <w:t xml:space="preserve"> Software </w:t>
-      </w:r>
-      <w:r>
-        <w:t>Technology Case Study</w:t>
-      </w:r>
-      <w:r>
-        <w:t xml:space="preserve"> with Python and </w:t>
-      </w:r>
-      <w:r>
-        <w:t>Guided AI use</w:t>
+        <w:rPr>
+          <w:color w:val="31849B" w:themeColor="accent5" w:themeShade="BF"/>
+        </w:rPr>
+        <w:t>-coloured text denotes a written answer to a question (in this shade of blue)</w:t>
       </w:r>
     </w:p>
     <w:p>
@@ -121,17 +132,40 @@
     </w:p>
     <w:p>
       <w:r>
-        <w:t>1. ______________________________________________________________</w:t>
+        <w:t xml:space="preserve">1. </w:t>
+      </w:r>
+      <w:r>
+        <w:rPr>
+          <w:color w:val="31849B" w:themeColor="accent5" w:themeShade="BF"/>
+        </w:rPr>
+        <w:t>A software engineer needs to be able to communicate with key people, including stakeholders, other software engineers in a team, and facilitate understanding or a shared goal.</w:t>
       </w:r>
     </w:p>
     <w:p>
       <w:r>
-        <w:t>2. ______________________________________________________________</w:t>
+        <w:t xml:space="preserve">2. </w:t>
+      </w:r>
+      <w:r>
+        <w:rPr>
+          <w:color w:val="31849B" w:themeColor="accent5" w:themeShade="BF"/>
+        </w:rPr>
+        <w:t>A software engineer needs to be able to follow the design process such that a solution is developed efficiently and with comprehensive understanding. By doing this, solutions and projects can be developed in an efficient and holistic manner.</w:t>
       </w:r>
     </w:p>
     <w:p>
+      <w:pPr>
+        <w:rPr>
+          <w:color w:val="31849B" w:themeColor="accent5" w:themeShade="BF"/>
+        </w:rPr>
+      </w:pPr>
       <w:r>
-        <w:t>3. ______________________________________________________________</w:t>
+        <w:t xml:space="preserve">3. </w:t>
+      </w:r>
+      <w:r>
+        <w:rPr>
+          <w:color w:val="31849B" w:themeColor="accent5" w:themeShade="BF"/>
+        </w:rPr>
+        <w:t>A software engineer needs to be able to provide solutions that are testable and reliable, not just functional.</w:t>
       </w:r>
     </w:p>
     <w:p>
@@ -163,10 +197,10 @@
         <w:tblLook w:val="04A0" w:firstRow="1" w:lastRow="0" w:firstColumn="1" w:lastColumn="0" w:noHBand="0" w:noVBand="1"/>
       </w:tblPr>
       <w:tblGrid>
-        <w:gridCol w:w="2520"/>
-        <w:gridCol w:w="2520"/>
-        <w:gridCol w:w="2520"/>
-        <w:gridCol w:w="2520"/>
+        <w:gridCol w:w="1134"/>
+        <w:gridCol w:w="1701"/>
+        <w:gridCol w:w="2410"/>
+        <w:gridCol w:w="4835"/>
       </w:tblGrid>
       <w:tr>
         <w:trPr>
@@ -174,7 +208,7 @@
         </w:trPr>
         <w:tc>
           <w:tcPr>
-            <w:tcW w:w="2520" w:type="dxa"/>
+            <w:tcW w:w="1134" w:type="dxa"/>
           </w:tcPr>
           <w:p>
             <w:r>
@@ -184,7 +218,7 @@
         </w:tc>
         <w:tc>
           <w:tcPr>
-            <w:tcW w:w="2520" w:type="dxa"/>
+            <w:tcW w:w="1701" w:type="dxa"/>
           </w:tcPr>
           <w:p>
             <w:r>
@@ -194,7 +228,7 @@
         </w:tc>
         <w:tc>
           <w:tcPr>
-            <w:tcW w:w="2520" w:type="dxa"/>
+            <w:tcW w:w="2410" w:type="dxa"/>
           </w:tcPr>
           <w:p>
             <w:r>
@@ -204,7 +238,7 @@
         </w:tc>
         <w:tc>
           <w:tcPr>
-            <w:tcW w:w="2520" w:type="dxa"/>
+            <w:tcW w:w="4835" w:type="dxa"/>
           </w:tcPr>
           <w:p>
             <w:r>
@@ -219,7 +253,7 @@
         </w:trPr>
         <w:tc>
           <w:tcPr>
-            <w:tcW w:w="2520" w:type="dxa"/>
+            <w:tcW w:w="1134" w:type="dxa"/>
           </w:tcPr>
           <w:p>
             <w:r>
@@ -229,21 +263,57 @@
         </w:tc>
         <w:tc>
           <w:tcPr>
-            <w:tcW w:w="2520" w:type="dxa"/>
+            <w:tcW w:w="1701" w:type="dxa"/>
           </w:tcPr>
-          <w:p/>
+          <w:p>
+            <w:pPr>
+              <w:rPr>
+                <w:color w:val="31849B" w:themeColor="accent5" w:themeShade="BF"/>
+              </w:rPr>
+            </w:pPr>
+            <w:r>
+              <w:rPr>
+                <w:color w:val="31849B" w:themeColor="accent5" w:themeShade="BF"/>
+              </w:rPr>
+              <w:t>Yes</w:t>
+            </w:r>
+          </w:p>
         </w:tc>
         <w:tc>
           <w:tcPr>
-            <w:tcW w:w="2520" w:type="dxa"/>
+            <w:tcW w:w="2410" w:type="dxa"/>
           </w:tcPr>
-          <w:p/>
+          <w:p>
+            <w:pPr>
+              <w:rPr>
+                <w:color w:val="31849B" w:themeColor="accent5" w:themeShade="BF"/>
+              </w:rPr>
+            </w:pPr>
+            <w:r>
+              <w:rPr>
+                <w:color w:val="31849B" w:themeColor="accent5" w:themeShade="BF"/>
+              </w:rPr>
+              <w:t>No</w:t>
+            </w:r>
+          </w:p>
         </w:tc>
         <w:tc>
           <w:tcPr>
-            <w:tcW w:w="2520" w:type="dxa"/>
+            <w:tcW w:w="4835" w:type="dxa"/>
           </w:tcPr>
-          <w:p/>
+          <w:p>
+            <w:pPr>
+              <w:rPr>
+                <w:color w:val="31849B" w:themeColor="accent5" w:themeShade="BF"/>
+              </w:rPr>
+            </w:pPr>
+            <w:r>
+              <w:rPr>
+                <w:color w:val="31849B" w:themeColor="accent5" w:themeShade="BF"/>
+              </w:rPr>
+              <w:t>The scope of the application is small; the end delivery does not require a lot of engineering, rather just programming and development expertise.</w:t>
+            </w:r>
+          </w:p>
         </w:tc>
       </w:tr>
       <w:tr>
@@ -252,7 +322,7 @@
         </w:trPr>
         <w:tc>
           <w:tcPr>
-            <w:tcW w:w="2520" w:type="dxa"/>
+            <w:tcW w:w="1134" w:type="dxa"/>
           </w:tcPr>
           <w:p>
             <w:r>
@@ -262,21 +332,57 @@
         </w:tc>
         <w:tc>
           <w:tcPr>
-            <w:tcW w:w="2520" w:type="dxa"/>
+            <w:tcW w:w="1701" w:type="dxa"/>
           </w:tcPr>
-          <w:p/>
+          <w:p>
+            <w:pPr>
+              <w:rPr>
+                <w:color w:val="31849B" w:themeColor="accent5" w:themeShade="BF"/>
+              </w:rPr>
+            </w:pPr>
+            <w:r>
+              <w:rPr>
+                <w:color w:val="31849B" w:themeColor="accent5" w:themeShade="BF"/>
+              </w:rPr>
+              <w:t>Yes</w:t>
+            </w:r>
+          </w:p>
         </w:tc>
         <w:tc>
           <w:tcPr>
-            <w:tcW w:w="2520" w:type="dxa"/>
+            <w:tcW w:w="2410" w:type="dxa"/>
           </w:tcPr>
-          <w:p/>
+          <w:p>
+            <w:pPr>
+              <w:rPr>
+                <w:color w:val="31849B" w:themeColor="accent5" w:themeShade="BF"/>
+              </w:rPr>
+            </w:pPr>
+            <w:r>
+              <w:rPr>
+                <w:color w:val="31849B" w:themeColor="accent5" w:themeShade="BF"/>
+              </w:rPr>
+              <w:t>Yes</w:t>
+            </w:r>
+          </w:p>
         </w:tc>
         <w:tc>
           <w:tcPr>
-            <w:tcW w:w="2520" w:type="dxa"/>
+            <w:tcW w:w="4835" w:type="dxa"/>
           </w:tcPr>
-          <w:p/>
+          <w:p>
+            <w:pPr>
+              <w:rPr>
+                <w:color w:val="31849B" w:themeColor="accent5" w:themeShade="BF"/>
+              </w:rPr>
+            </w:pPr>
+            <w:r>
+              <w:rPr>
+                <w:color w:val="31849B" w:themeColor="accent5" w:themeShade="BF"/>
+              </w:rPr>
+              <w:t>The scope and responsibility are large; a team is developing a project that affects many people and so there is a level of comprehensive planning and reliable implementation that is required, beyond technical programming skills.</w:t>
+            </w:r>
+          </w:p>
         </w:tc>
       </w:tr>
       <w:tr>
@@ -285,7 +391,7 @@
         </w:trPr>
         <w:tc>
           <w:tcPr>
-            <w:tcW w:w="2520" w:type="dxa"/>
+            <w:tcW w:w="1134" w:type="dxa"/>
           </w:tcPr>
           <w:p>
             <w:r>
@@ -295,21 +401,78 @@
         </w:tc>
         <w:tc>
           <w:tcPr>
-            <w:tcW w:w="2520" w:type="dxa"/>
+            <w:tcW w:w="1701" w:type="dxa"/>
           </w:tcPr>
-          <w:p/>
+          <w:p>
+            <w:pPr>
+              <w:rPr>
+                <w:color w:val="31849B" w:themeColor="accent5" w:themeShade="BF"/>
+              </w:rPr>
+            </w:pPr>
+            <w:r>
+              <w:rPr>
+                <w:color w:val="31849B" w:themeColor="accent5" w:themeShade="BF"/>
+              </w:rPr>
+              <w:t>No</w:t>
+            </w:r>
+          </w:p>
         </w:tc>
         <w:tc>
           <w:tcPr>
-            <w:tcW w:w="2520" w:type="dxa"/>
+            <w:tcW w:w="2410" w:type="dxa"/>
           </w:tcPr>
-          <w:p/>
+          <w:p>
+            <w:pPr>
+              <w:rPr>
+                <w:color w:val="31849B" w:themeColor="accent5" w:themeShade="BF"/>
+              </w:rPr>
+            </w:pPr>
+            <w:r>
+              <w:rPr>
+                <w:color w:val="31849B" w:themeColor="accent5" w:themeShade="BF"/>
+              </w:rPr>
+              <w:t>No</w:t>
+            </w:r>
+          </w:p>
         </w:tc>
         <w:tc>
           <w:tcPr>
-            <w:tcW w:w="2520" w:type="dxa"/>
+            <w:tcW w:w="4835" w:type="dxa"/>
           </w:tcPr>
-          <w:p/>
+          <w:p>
+            <w:pPr>
+              <w:rPr>
+                <w:color w:val="31849B" w:themeColor="accent5" w:themeShade="BF"/>
+              </w:rPr>
+            </w:pPr>
+            <w:r>
+              <w:rPr>
+                <w:color w:val="31849B" w:themeColor="accent5" w:themeShade="BF"/>
+              </w:rPr>
+              <w:t xml:space="preserve">This one is more disputed; </w:t>
+            </w:r>
+            <w:proofErr w:type="gramStart"/>
+            <w:r>
+              <w:rPr>
+                <w:color w:val="31849B" w:themeColor="accent5" w:themeShade="BF"/>
+              </w:rPr>
+              <w:t>however</w:t>
+            </w:r>
+            <w:proofErr w:type="gramEnd"/>
+            <w:r>
+              <w:rPr>
+                <w:color w:val="31849B" w:themeColor="accent5" w:themeShade="BF"/>
+              </w:rPr>
+              <w:t xml:space="preserve"> it is neither programming nor software engineering. This is </w:t>
+            </w:r>
+            <w:r>
+              <w:rPr>
+                <w:color w:val="31849B" w:themeColor="accent5" w:themeShade="BF"/>
+              </w:rPr>
+              <w:lastRenderedPageBreak/>
+              <w:t>because the scope of the project is small, there is not much responsibility, nor that much technical expertise.</w:t>
+            </w:r>
+          </w:p>
         </w:tc>
       </w:tr>
     </w:tbl>
@@ -318,6 +481,7 @@
         <w:pStyle w:val="Heading1"/>
       </w:pPr>
       <w:r>
+        <w:lastRenderedPageBreak/>
         <w:t>Activity 3 - SmartCare Problem Analysis (20 minutes)</w:t>
       </w:r>
     </w:p>
@@ -326,6 +490,7 @@
         <w:t>Client statement: SmartCare Community Clinic currently uses spreadsheets and paper records to manage patients and appointments. The clinic wants new software to improve these processes.</w:t>
       </w:r>
     </w:p>
+    <w:p/>
     <w:p>
       <w:pPr>
         <w:pStyle w:val="Heading2"/>
@@ -341,13 +506,13 @@
         <w:tblLook w:val="04A0" w:firstRow="1" w:lastRow="0" w:firstColumn="1" w:lastColumn="0" w:noHBand="0" w:noVBand="1"/>
       </w:tblPr>
       <w:tblGrid>
-        <w:gridCol w:w="5040"/>
-        <w:gridCol w:w="5040"/>
+        <w:gridCol w:w="2802"/>
+        <w:gridCol w:w="7278"/>
       </w:tblGrid>
       <w:tr>
         <w:tc>
           <w:tcPr>
-            <w:tcW w:w="5040" w:type="dxa"/>
+            <w:tcW w:w="2802" w:type="dxa"/>
           </w:tcPr>
           <w:p>
             <w:r>
@@ -357,7 +522,7 @@
         </w:tc>
         <w:tc>
           <w:tcPr>
-            <w:tcW w:w="5040" w:type="dxa"/>
+            <w:tcW w:w="7278" w:type="dxa"/>
           </w:tcPr>
           <w:p>
             <w:r>
@@ -369,60 +534,167 @@
       <w:tr>
         <w:tc>
           <w:tcPr>
-            <w:tcW w:w="5040" w:type="dxa"/>
+            <w:tcW w:w="2802" w:type="dxa"/>
           </w:tcPr>
-          <w:p/>
+          <w:p>
+            <w:pPr>
+              <w:rPr>
+                <w:color w:val="31849B" w:themeColor="accent5" w:themeShade="BF"/>
+              </w:rPr>
+            </w:pPr>
+            <w:r>
+              <w:rPr>
+                <w:color w:val="31849B" w:themeColor="accent5" w:themeShade="BF"/>
+              </w:rPr>
+              <w:t>Customers (Patients)</w:t>
+            </w:r>
+          </w:p>
         </w:tc>
         <w:tc>
           <w:tcPr>
-            <w:tcW w:w="5040" w:type="dxa"/>
+            <w:tcW w:w="7278" w:type="dxa"/>
           </w:tcPr>
-          <w:p/>
+          <w:p>
+            <w:pPr>
+              <w:rPr>
+                <w:color w:val="31849B" w:themeColor="accent5" w:themeShade="BF"/>
+              </w:rPr>
+            </w:pPr>
+            <w:r>
+              <w:rPr>
+                <w:color w:val="31849B" w:themeColor="accent5" w:themeShade="BF"/>
+              </w:rPr>
+              <w:t>The patients require a system that is convenient, accessible and secure. They want the ability to quickly and intuitively book appointments, get notifications, and access their records. It is also important that the system is secure.</w:t>
+            </w:r>
+          </w:p>
         </w:tc>
       </w:tr>
       <w:tr>
         <w:tc>
           <w:tcPr>
-            <w:tcW w:w="5040" w:type="dxa"/>
+            <w:tcW w:w="2802" w:type="dxa"/>
           </w:tcPr>
-          <w:p/>
+          <w:p>
+            <w:pPr>
+              <w:rPr>
+                <w:color w:val="31849B" w:themeColor="accent5" w:themeShade="BF"/>
+              </w:rPr>
+            </w:pPr>
+            <w:r>
+              <w:rPr>
+                <w:color w:val="31849B" w:themeColor="accent5" w:themeShade="BF"/>
+              </w:rPr>
+              <w:t>Healthcare Providers (Doctors and Nurses)</w:t>
+            </w:r>
+          </w:p>
         </w:tc>
         <w:tc>
           <w:tcPr>
-            <w:tcW w:w="5040" w:type="dxa"/>
+            <w:tcW w:w="7278" w:type="dxa"/>
           </w:tcPr>
-          <w:p/>
+          <w:p>
+            <w:pPr>
+              <w:rPr>
+                <w:color w:val="31849B" w:themeColor="accent5" w:themeShade="BF"/>
+              </w:rPr>
+            </w:pPr>
+            <w:r>
+              <w:rPr>
+                <w:color w:val="31849B" w:themeColor="accent5" w:themeShade="BF"/>
+              </w:rPr>
+              <w:t>The healthcare providers want to preserve their clinical workflow and provide good health outcomes for patients. They want an intuitive system that integrates into their routine without interruptions and interactions with patients.</w:t>
+            </w:r>
+          </w:p>
         </w:tc>
       </w:tr>
       <w:tr>
         <w:tc>
           <w:tcPr>
-            <w:tcW w:w="5040" w:type="dxa"/>
+            <w:tcW w:w="2802" w:type="dxa"/>
           </w:tcPr>
-          <w:p/>
+          <w:p>
+            <w:pPr>
+              <w:rPr>
+                <w:color w:val="31849B" w:themeColor="accent5" w:themeShade="BF"/>
+              </w:rPr>
+            </w:pPr>
+            <w:r>
+              <w:rPr>
+                <w:color w:val="31849B" w:themeColor="accent5" w:themeShade="BF"/>
+              </w:rPr>
+              <w:t>Clinic Staff (Receptionists, etc.)</w:t>
+            </w:r>
+          </w:p>
         </w:tc>
         <w:tc>
           <w:tcPr>
-            <w:tcW w:w="5040" w:type="dxa"/>
+            <w:tcW w:w="7278" w:type="dxa"/>
           </w:tcPr>
-          <w:p/>
+          <w:p>
+            <w:pPr>
+              <w:rPr>
+                <w:color w:val="31849B" w:themeColor="accent5" w:themeShade="BF"/>
+              </w:rPr>
+            </w:pPr>
+            <w:r>
+              <w:rPr>
+                <w:color w:val="31849B" w:themeColor="accent5" w:themeShade="BF"/>
+              </w:rPr>
+              <w:t xml:space="preserve">The general staff of the clinic require a system that is accurate and fast to interact with patients. </w:t>
+            </w:r>
+            <w:r>
+              <w:rPr>
+                <w:color w:val="31849B" w:themeColor="accent5" w:themeShade="BF"/>
+              </w:rPr>
+              <w:t>A system with a smooth check-in system and reliable accessibility allows their work to proceed efficiently.</w:t>
+            </w:r>
+          </w:p>
         </w:tc>
       </w:tr>
       <w:tr>
         <w:tc>
           <w:tcPr>
-            <w:tcW w:w="5040" w:type="dxa"/>
+            <w:tcW w:w="2802" w:type="dxa"/>
           </w:tcPr>
-          <w:p/>
+          <w:p>
+            <w:pPr>
+              <w:rPr>
+                <w:color w:val="31849B" w:themeColor="accent5" w:themeShade="BF"/>
+              </w:rPr>
+            </w:pPr>
+            <w:r>
+              <w:rPr>
+                <w:color w:val="31849B" w:themeColor="accent5" w:themeShade="BF"/>
+              </w:rPr>
+              <w:t>Management (Clinic Administration)</w:t>
+            </w:r>
+          </w:p>
         </w:tc>
         <w:tc>
           <w:tcPr>
-            <w:tcW w:w="5040" w:type="dxa"/>
+            <w:tcW w:w="7278" w:type="dxa"/>
           </w:tcPr>
-          <w:p/>
+          <w:p>
+            <w:pPr>
+              <w:rPr>
+                <w:color w:val="31849B" w:themeColor="accent5" w:themeShade="BF"/>
+              </w:rPr>
+            </w:pPr>
+            <w:r>
+              <w:rPr>
+                <w:color w:val="31849B" w:themeColor="accent5" w:themeShade="BF"/>
+              </w:rPr>
+              <w:t>The management and administration require a system that is cost effective and smooth operationally. They require an intuitive system that streamlines the administrative process and clerical duties. A big factor is also the system being reliable and not prone to cost inefficiency.</w:t>
+            </w:r>
+          </w:p>
         </w:tc>
       </w:tr>
     </w:tbl>
+    <w:p>
+      <w:pPr>
+        <w:pStyle w:val="Heading2"/>
+      </w:pPr>
+    </w:p>
     <w:p>
       <w:pPr>
         <w:pStyle w:val="Heading2"/>
@@ -432,24 +704,82 @@
       </w:r>
     </w:p>
     <w:p>
+      <w:pPr>
+        <w:rPr>
+          <w:color w:val="31849B" w:themeColor="accent5" w:themeShade="BF"/>
+        </w:rPr>
+      </w:pPr>
       <w:r>
-        <w:t>1. ______________________________________________________________</w:t>
+        <w:t xml:space="preserve">1. </w:t>
+      </w:r>
+      <w:r>
+        <w:rPr>
+          <w:color w:val="31849B" w:themeColor="accent5" w:themeShade="BF"/>
+        </w:rPr>
+        <w:t xml:space="preserve">Errors or Repeated Booking: spreadsheets do not have real time validation and automation. This increases the likelihood </w:t>
+      </w:r>
+      <w:r>
+        <w:rPr>
+          <w:color w:val="31849B" w:themeColor="accent5" w:themeShade="BF"/>
+        </w:rPr>
+        <w:t>of</w:t>
+      </w:r>
+      <w:r>
+        <w:rPr>
+          <w:color w:val="31849B" w:themeColor="accent5" w:themeShade="BF"/>
+        </w:rPr>
+        <w:t xml:space="preserve"> errors and headaches when using them.</w:t>
+      </w:r>
+    </w:p>
+    <w:p>
+      <w:pPr>
+        <w:rPr>
+          <w:color w:val="31849B" w:themeColor="accent5" w:themeShade="BF"/>
+        </w:rPr>
+      </w:pPr>
+      <w:r>
+        <w:t xml:space="preserve">2. </w:t>
+      </w:r>
+      <w:r>
+        <w:rPr>
+          <w:color w:val="31849B" w:themeColor="accent5" w:themeShade="BF"/>
+        </w:rPr>
+        <w:t>Difficulty of Use: spreadsheets have a lot of data needed to search. This wastes time and is burdensome for the staff and for the patients.</w:t>
       </w:r>
     </w:p>
     <w:p>
       <w:r>
-        <w:t>2. ______________________________________________________________</w:t>
+        <w:t xml:space="preserve">3. </w:t>
+      </w:r>
+      <w:r>
+        <w:rPr>
+          <w:color w:val="31849B" w:themeColor="accent5" w:themeShade="BF"/>
+        </w:rPr>
+        <w:t>Data Security: difficult to manage who can access them, if stored locally. They can also be prone to physical damage, especially if not backed up and instead stored solely locally.</w:t>
       </w:r>
     </w:p>
     <w:p>
+      <w:pPr>
+        <w:rPr>
+          <w:color w:val="31849B" w:themeColor="accent5" w:themeShade="BF"/>
+        </w:rPr>
+      </w:pPr>
       <w:r>
-        <w:t>3. ______________________________________________________________</w:t>
+        <w:t xml:space="preserve">4. </w:t>
+      </w:r>
+      <w:r>
+        <w:rPr>
+          <w:color w:val="31849B" w:themeColor="accent5" w:themeShade="BF"/>
+        </w:rPr>
+        <w:t>Poor Analytics: it may be difficult to sort or analyse data in a local spreadsheet. This reduces the visibility of the data and the ability for users, or the organisation, to understand the data.</w:t>
       </w:r>
     </w:p>
     <w:p>
-      <w:r>
-        <w:t>4. ______________________________________________________________</w:t>
-      </w:r>
+      <w:pPr>
+        <w:rPr>
+          <w:color w:val="31849B" w:themeColor="accent5" w:themeShade="BF"/>
+        </w:rPr>
+      </w:pPr>
     </w:p>
     <w:p>
       <w:pPr>
@@ -460,28 +790,94 @@
       </w:r>
     </w:p>
     <w:p>
+      <w:pPr>
+        <w:rPr>
+          <w:i/>
+          <w:iCs/>
+        </w:rPr>
+      </w:pPr>
       <w:r>
-        <w:t>1. ______________________________________________________________</w:t>
+        <w:t xml:space="preserve">1. </w:t>
+      </w:r>
+      <w:r>
+        <w:rPr>
+          <w:i/>
+          <w:iCs/>
+          <w:color w:val="31849B" w:themeColor="accent5" w:themeShade="BF"/>
+        </w:rPr>
+        <w:t>What are the security and non-negotiable compliance requirements according to organizational policy and local policy that apply to this healthcare facility?</w:t>
       </w:r>
     </w:p>
     <w:p>
       <w:r>
-        <w:t>2. ______________________________________________________________</w:t>
+        <w:t xml:space="preserve">2. </w:t>
+      </w:r>
+      <w:r>
+        <w:rPr>
+          <w:i/>
+          <w:iCs/>
+          <w:color w:val="31849B" w:themeColor="accent5" w:themeShade="BF"/>
+        </w:rPr>
+        <w:t>What level of integration is required for this system regarding the integration with the current operational workflow within the organisation?</w:t>
       </w:r>
     </w:p>
     <w:p>
+      <w:pPr>
+        <w:rPr>
+          <w:color w:val="31849B" w:themeColor="accent5" w:themeShade="BF"/>
+        </w:rPr>
+      </w:pPr>
       <w:r>
-        <w:t>3. ______________________________________________________________</w:t>
+        <w:lastRenderedPageBreak/>
+        <w:t xml:space="preserve">3. </w:t>
+      </w:r>
+      <w:r>
+        <w:rPr>
+          <w:i/>
+          <w:iCs/>
+          <w:color w:val="31849B" w:themeColor="accent5" w:themeShade="BF"/>
+        </w:rPr>
+        <w:t>What are the existing systems which are used by the organisation? (Not only software, but also hardware, and general operational procedures)</w:t>
       </w:r>
     </w:p>
     <w:p>
+      <w:pPr>
+        <w:rPr>
+          <w:i/>
+          <w:iCs/>
+          <w:color w:val="31849B" w:themeColor="accent5" w:themeShade="BF"/>
+        </w:rPr>
+      </w:pPr>
       <w:r>
-        <w:t>4. ______________________________________________________________</w:t>
+        <w:t xml:space="preserve">4. </w:t>
+      </w:r>
+      <w:r>
+        <w:rPr>
+          <w:i/>
+          <w:iCs/>
+          <w:color w:val="31849B" w:themeColor="accent5" w:themeShade="BF"/>
+        </w:rPr>
+        <w:t>What are the main priorities or requirements that this solution absolutely needs to address?</w:t>
       </w:r>
     </w:p>
     <w:p>
+      <w:pPr>
+        <w:rPr>
+          <w:i/>
+          <w:iCs/>
+          <w:color w:val="31849B" w:themeColor="accent5" w:themeShade="BF"/>
+        </w:rPr>
+      </w:pPr>
       <w:r>
-        <w:t>5. ______________________________________________________________</w:t>
+        <w:t xml:space="preserve">5. </w:t>
+      </w:r>
+      <w:r>
+        <w:rPr>
+          <w:i/>
+          <w:iCs/>
+          <w:color w:val="31849B" w:themeColor="accent5" w:themeShade="BF"/>
+        </w:rPr>
+        <w:t>What is the comfort level of the current team and staff (the users) with digital or software solutions?</w:t>
       </w:r>
     </w:p>
     <w:p>
@@ -494,7 +890,15 @@
     </w:p>
     <w:p>
       <w:r>
-        <w:t>An AI assistant suggests: appointment management; facial-recognition login; AI diagnosis recommendations; patient search; online payment; practitioner schedule view; insurance processing; automatic treatment-plan generation.</w:t>
+        <w:t xml:space="preserve">An AI assistant </w:t>
+      </w:r>
+      <w:proofErr w:type="gramStart"/>
+      <w:r>
+        <w:t>suggests:</w:t>
+      </w:r>
+      <w:proofErr w:type="gramEnd"/>
+      <w:r>
+        <w:t xml:space="preserve"> appointment management; facial-recognition login; AI diagnosis recommendations; patient search; online payment; practitioner schedule view; insurance processing; automatic treatment-plan generation.</w:t>
       </w:r>
     </w:p>
     <w:tbl>
@@ -566,19 +970,59 @@
           <w:tcPr>
             <w:tcW w:w="2520" w:type="dxa"/>
           </w:tcPr>
-          <w:p/>
+          <w:p>
+            <w:pPr>
+              <w:rPr>
+                <w:color w:val="31849B" w:themeColor="accent5" w:themeShade="BF"/>
+              </w:rPr>
+            </w:pPr>
+            <w:r>
+              <w:rPr>
+                <w:color w:val="31849B" w:themeColor="accent5" w:themeShade="BF"/>
+              </w:rPr>
+              <w:t>This is a core feature that is required.</w:t>
+            </w:r>
+          </w:p>
         </w:tc>
         <w:tc>
           <w:tcPr>
             <w:tcW w:w="2520" w:type="dxa"/>
           </w:tcPr>
-          <w:p/>
+          <w:p>
+            <w:pPr>
+              <w:rPr>
+                <w:color w:val="31849B" w:themeColor="accent5" w:themeShade="BF"/>
+              </w:rPr>
+            </w:pPr>
+            <w:r>
+              <w:rPr>
+                <w:color w:val="31849B" w:themeColor="accent5" w:themeShade="BF"/>
+              </w:rPr>
+              <w:t>Since this is a core feature, it is in scope.</w:t>
+            </w:r>
+          </w:p>
         </w:tc>
         <w:tc>
           <w:tcPr>
             <w:tcW w:w="2520" w:type="dxa"/>
           </w:tcPr>
-          <w:p/>
+          <w:p>
+            <w:pPr>
+              <w:rPr>
+                <w:b/>
+                <w:bCs/>
+                <w:color w:val="31849B" w:themeColor="accent5" w:themeShade="BF"/>
+              </w:rPr>
+            </w:pPr>
+            <w:r>
+              <w:rPr>
+                <w:b/>
+                <w:bCs/>
+                <w:color w:val="31849B" w:themeColor="accent5" w:themeShade="BF"/>
+              </w:rPr>
+              <w:t>Required</w:t>
+            </w:r>
+          </w:p>
         </w:tc>
       </w:tr>
       <w:tr>
@@ -596,19 +1040,77 @@
           <w:tcPr>
             <w:tcW w:w="2520" w:type="dxa"/>
           </w:tcPr>
-          <w:p/>
+          <w:p>
+            <w:pPr>
+              <w:rPr>
+                <w:color w:val="31849B" w:themeColor="accent5" w:themeShade="BF"/>
+              </w:rPr>
+            </w:pPr>
+            <w:r>
+              <w:rPr>
+                <w:color w:val="31849B" w:themeColor="accent5" w:themeShade="BF"/>
+              </w:rPr>
+              <w:t>Deals with patients; the system must be secure</w:t>
+            </w:r>
+          </w:p>
         </w:tc>
         <w:tc>
           <w:tcPr>
             <w:tcW w:w="2520" w:type="dxa"/>
           </w:tcPr>
-          <w:p/>
+          <w:p>
+            <w:pPr>
+              <w:rPr>
+                <w:color w:val="31849B" w:themeColor="accent5" w:themeShade="BF"/>
+              </w:rPr>
+            </w:pPr>
+            <w:r>
+              <w:rPr>
+                <w:color w:val="31849B" w:themeColor="accent5" w:themeShade="BF"/>
+              </w:rPr>
+              <w:t>Potentially out of scope. Depends on the client.</w:t>
+            </w:r>
+          </w:p>
         </w:tc>
         <w:tc>
           <w:tcPr>
             <w:tcW w:w="2520" w:type="dxa"/>
           </w:tcPr>
-          <w:p/>
+          <w:p>
+            <w:pPr>
+              <w:rPr>
+                <w:color w:val="31849B" w:themeColor="accent5" w:themeShade="BF"/>
+              </w:rPr>
+            </w:pPr>
+            <w:r>
+              <w:rPr>
+                <w:b/>
+                <w:bCs/>
+                <w:color w:val="31849B" w:themeColor="accent5" w:themeShade="BF"/>
+              </w:rPr>
+              <w:t xml:space="preserve">Not Required </w:t>
+            </w:r>
+            <w:r>
+              <w:rPr>
+                <w:color w:val="31849B" w:themeColor="accent5" w:themeShade="BF"/>
+              </w:rPr>
+              <w:t>(</w:t>
+            </w:r>
+            <w:r>
+              <w:rPr>
+                <w:i/>
+                <w:iCs/>
+                <w:color w:val="31849B" w:themeColor="accent5" w:themeShade="BF"/>
+              </w:rPr>
+              <w:t>depending on scope</w:t>
+            </w:r>
+            <w:r>
+              <w:rPr>
+                <w:color w:val="31849B" w:themeColor="accent5" w:themeShade="BF"/>
+              </w:rPr>
+              <w:t>)</w:t>
+            </w:r>
+          </w:p>
         </w:tc>
       </w:tr>
       <w:tr>
@@ -626,19 +1128,71 @@
           <w:tcPr>
             <w:tcW w:w="2520" w:type="dxa"/>
           </w:tcPr>
-          <w:p/>
+          <w:p>
+            <w:pPr>
+              <w:rPr>
+                <w:color w:val="31849B" w:themeColor="accent5" w:themeShade="BF"/>
+              </w:rPr>
+            </w:pPr>
+            <w:r>
+              <w:rPr>
+                <w:color w:val="31849B" w:themeColor="accent5" w:themeShade="BF"/>
+              </w:rPr>
+              <w:t>Manage patients, not necessarily diagnosis.</w:t>
+            </w:r>
+          </w:p>
         </w:tc>
         <w:tc>
           <w:tcPr>
             <w:tcW w:w="2520" w:type="dxa"/>
           </w:tcPr>
-          <w:p/>
+          <w:p>
+            <w:pPr>
+              <w:rPr>
+                <w:color w:val="31849B" w:themeColor="accent5" w:themeShade="BF"/>
+              </w:rPr>
+            </w:pPr>
+            <w:r>
+              <w:rPr>
+                <w:color w:val="31849B" w:themeColor="accent5" w:themeShade="BF"/>
+              </w:rPr>
+              <w:t>Not within scope, this is supplementary.</w:t>
+            </w:r>
+          </w:p>
         </w:tc>
         <w:tc>
           <w:tcPr>
             <w:tcW w:w="2520" w:type="dxa"/>
           </w:tcPr>
-          <w:p/>
+          <w:p>
+            <w:pPr>
+              <w:rPr>
+                <w:color w:val="31849B" w:themeColor="accent5" w:themeShade="BF"/>
+              </w:rPr>
+            </w:pPr>
+            <w:r>
+              <w:rPr>
+                <w:b/>
+                <w:bCs/>
+                <w:color w:val="31849B" w:themeColor="accent5" w:themeShade="BF"/>
+              </w:rPr>
+              <w:t>Not Required</w:t>
+            </w:r>
+            <w:r>
+              <w:rPr>
+                <w:b/>
+                <w:bCs/>
+                <w:color w:val="31849B" w:themeColor="accent5" w:themeShade="BF"/>
+              </w:rPr>
+              <w:t xml:space="preserve"> </w:t>
+            </w:r>
+            <w:r>
+              <w:rPr>
+                <w:color w:val="31849B" w:themeColor="accent5" w:themeShade="BF"/>
+              </w:rPr>
+              <w:t>(and ethically questionable)</w:t>
+            </w:r>
+          </w:p>
         </w:tc>
       </w:tr>
       <w:tr>
@@ -656,19 +1210,59 @@
           <w:tcPr>
             <w:tcW w:w="2520" w:type="dxa"/>
           </w:tcPr>
-          <w:p/>
+          <w:p>
+            <w:pPr>
+              <w:rPr>
+                <w:color w:val="31849B" w:themeColor="accent5" w:themeShade="BF"/>
+              </w:rPr>
+            </w:pPr>
+            <w:r>
+              <w:rPr>
+                <w:color w:val="31849B" w:themeColor="accent5" w:themeShade="BF"/>
+              </w:rPr>
+              <w:t>This is a core feature that is required.</w:t>
+            </w:r>
+          </w:p>
         </w:tc>
         <w:tc>
           <w:tcPr>
             <w:tcW w:w="2520" w:type="dxa"/>
           </w:tcPr>
-          <w:p/>
+          <w:p>
+            <w:pPr>
+              <w:rPr>
+                <w:color w:val="31849B" w:themeColor="accent5" w:themeShade="BF"/>
+              </w:rPr>
+            </w:pPr>
+            <w:r>
+              <w:rPr>
+                <w:color w:val="31849B" w:themeColor="accent5" w:themeShade="BF"/>
+              </w:rPr>
+              <w:t>Users need to be able to manage patients.</w:t>
+            </w:r>
+          </w:p>
         </w:tc>
         <w:tc>
           <w:tcPr>
             <w:tcW w:w="2520" w:type="dxa"/>
           </w:tcPr>
-          <w:p/>
+          <w:p>
+            <w:pPr>
+              <w:rPr>
+                <w:b/>
+                <w:bCs/>
+                <w:color w:val="31849B" w:themeColor="accent5" w:themeShade="BF"/>
+              </w:rPr>
+            </w:pPr>
+            <w:r>
+              <w:rPr>
+                <w:b/>
+                <w:bCs/>
+                <w:color w:val="31849B" w:themeColor="accent5" w:themeShade="BF"/>
+              </w:rPr>
+              <w:t>Required</w:t>
+            </w:r>
+          </w:p>
         </w:tc>
       </w:tr>
       <w:tr>
@@ -686,19 +1280,63 @@
           <w:tcPr>
             <w:tcW w:w="2520" w:type="dxa"/>
           </w:tcPr>
-          <w:p/>
+          <w:p>
+            <w:pPr>
+              <w:rPr>
+                <w:color w:val="31849B" w:themeColor="accent5" w:themeShade="BF"/>
+              </w:rPr>
+            </w:pPr>
+            <w:r>
+              <w:rPr>
+                <w:color w:val="31849B" w:themeColor="accent5" w:themeShade="BF"/>
+              </w:rPr>
+              <w:t>Manage patients, not necessarily money.</w:t>
+            </w:r>
+          </w:p>
         </w:tc>
         <w:tc>
           <w:tcPr>
             <w:tcW w:w="2520" w:type="dxa"/>
           </w:tcPr>
-          <w:p/>
+          <w:p>
+            <w:pPr>
+              <w:rPr>
+                <w:color w:val="31849B" w:themeColor="accent5" w:themeShade="BF"/>
+              </w:rPr>
+            </w:pPr>
+            <w:r>
+              <w:rPr>
+                <w:color w:val="31849B" w:themeColor="accent5" w:themeShade="BF"/>
+              </w:rPr>
+              <w:t>Potentially, given the scope given by client.</w:t>
+            </w:r>
+          </w:p>
         </w:tc>
         <w:tc>
           <w:tcPr>
             <w:tcW w:w="2520" w:type="dxa"/>
           </w:tcPr>
-          <w:p/>
+          <w:p>
+            <w:pPr>
+              <w:rPr>
+                <w:color w:val="31849B" w:themeColor="accent5" w:themeShade="BF"/>
+              </w:rPr>
+            </w:pPr>
+            <w:r>
+              <w:rPr>
+                <w:b/>
+                <w:bCs/>
+                <w:color w:val="31849B" w:themeColor="accent5" w:themeShade="BF"/>
+              </w:rPr>
+              <w:t xml:space="preserve">Not Required </w:t>
+            </w:r>
+            <w:r>
+              <w:rPr>
+                <w:color w:val="31849B" w:themeColor="accent5" w:themeShade="BF"/>
+              </w:rPr>
+              <w:t>(unless requested by client)</w:t>
+            </w:r>
+          </w:p>
         </w:tc>
       </w:tr>
       <w:tr>
@@ -716,19 +1354,59 @@
           <w:tcPr>
             <w:tcW w:w="2520" w:type="dxa"/>
           </w:tcPr>
-          <w:p/>
+          <w:p>
+            <w:pPr>
+              <w:rPr>
+                <w:color w:val="31849B" w:themeColor="accent5" w:themeShade="BF"/>
+              </w:rPr>
+            </w:pPr>
+            <w:r>
+              <w:rPr>
+                <w:color w:val="31849B" w:themeColor="accent5" w:themeShade="BF"/>
+              </w:rPr>
+              <w:t>This is a core feature that is required.</w:t>
+            </w:r>
+          </w:p>
         </w:tc>
         <w:tc>
           <w:tcPr>
             <w:tcW w:w="2520" w:type="dxa"/>
           </w:tcPr>
-          <w:p/>
+          <w:p>
+            <w:pPr>
+              <w:rPr>
+                <w:color w:val="31849B" w:themeColor="accent5" w:themeShade="BF"/>
+              </w:rPr>
+            </w:pPr>
+            <w:r>
+              <w:rPr>
+                <w:color w:val="31849B" w:themeColor="accent5" w:themeShade="BF"/>
+              </w:rPr>
+              <w:t>Users need to be able to manage patients.</w:t>
+            </w:r>
+          </w:p>
         </w:tc>
         <w:tc>
           <w:tcPr>
             <w:tcW w:w="2520" w:type="dxa"/>
           </w:tcPr>
-          <w:p/>
+          <w:p>
+            <w:pPr>
+              <w:rPr>
+                <w:b/>
+                <w:bCs/>
+                <w:color w:val="31849B" w:themeColor="accent5" w:themeShade="BF"/>
+              </w:rPr>
+            </w:pPr>
+            <w:r>
+              <w:rPr>
+                <w:b/>
+                <w:bCs/>
+                <w:color w:val="31849B" w:themeColor="accent5" w:themeShade="BF"/>
+              </w:rPr>
+              <w:t>Required</w:t>
+            </w:r>
+          </w:p>
         </w:tc>
       </w:tr>
       <w:tr>
@@ -746,19 +1424,65 @@
           <w:tcPr>
             <w:tcW w:w="2520" w:type="dxa"/>
           </w:tcPr>
-          <w:p/>
+          <w:p>
+            <w:pPr>
+              <w:rPr>
+                <w:color w:val="31849B" w:themeColor="accent5" w:themeShade="BF"/>
+              </w:rPr>
+            </w:pPr>
+            <w:r>
+              <w:rPr>
+                <w:color w:val="31849B" w:themeColor="accent5" w:themeShade="BF"/>
+              </w:rPr>
+              <w:t>Manage patients, not necessarily money.</w:t>
+            </w:r>
+          </w:p>
         </w:tc>
         <w:tc>
           <w:tcPr>
             <w:tcW w:w="2520" w:type="dxa"/>
           </w:tcPr>
-          <w:p/>
+          <w:p>
+            <w:pPr>
+              <w:rPr>
+                <w:color w:val="31849B" w:themeColor="accent5" w:themeShade="BF"/>
+              </w:rPr>
+            </w:pPr>
+            <w:r>
+              <w:rPr>
+                <w:color w:val="31849B" w:themeColor="accent5" w:themeShade="BF"/>
+              </w:rPr>
+              <w:t>Potentially, given the scope given by client.</w:t>
+            </w:r>
+          </w:p>
         </w:tc>
         <w:tc>
           <w:tcPr>
             <w:tcW w:w="2520" w:type="dxa"/>
           </w:tcPr>
-          <w:p/>
+          <w:p>
+            <w:pPr>
+              <w:rPr>
+                <w:b/>
+                <w:bCs/>
+                <w:color w:val="31849B" w:themeColor="accent5" w:themeShade="BF"/>
+              </w:rPr>
+            </w:pPr>
+            <w:r>
+              <w:rPr>
+                <w:b/>
+                <w:bCs/>
+                <w:color w:val="31849B" w:themeColor="accent5" w:themeShade="BF"/>
+              </w:rPr>
+              <w:t xml:space="preserve">Not Required </w:t>
+            </w:r>
+            <w:r>
+              <w:rPr>
+                <w:color w:val="31849B" w:themeColor="accent5" w:themeShade="BF"/>
+              </w:rPr>
+              <w:t>(unless requested by client)</w:t>
+            </w:r>
+          </w:p>
         </w:tc>
       </w:tr>
       <w:tr>
@@ -776,19 +1500,59 @@
           <w:tcPr>
             <w:tcW w:w="2520" w:type="dxa"/>
           </w:tcPr>
-          <w:p/>
+          <w:p>
+            <w:pPr>
+              <w:rPr>
+                <w:color w:val="31849B" w:themeColor="accent5" w:themeShade="BF"/>
+              </w:rPr>
+            </w:pPr>
+            <w:r>
+              <w:rPr>
+                <w:color w:val="31849B" w:themeColor="accent5" w:themeShade="BF"/>
+              </w:rPr>
+              <w:t>Manage patients, not necessarily diagnosis.</w:t>
+            </w:r>
+          </w:p>
         </w:tc>
         <w:tc>
           <w:tcPr>
             <w:tcW w:w="2520" w:type="dxa"/>
           </w:tcPr>
-          <w:p/>
+          <w:p>
+            <w:pPr>
+              <w:rPr>
+                <w:color w:val="31849B" w:themeColor="accent5" w:themeShade="BF"/>
+              </w:rPr>
+            </w:pPr>
+            <w:r>
+              <w:rPr>
+                <w:color w:val="31849B" w:themeColor="accent5" w:themeShade="BF"/>
+              </w:rPr>
+              <w:t>Not within scope, this is supplementary.</w:t>
+            </w:r>
+          </w:p>
         </w:tc>
         <w:tc>
           <w:tcPr>
             <w:tcW w:w="2520" w:type="dxa"/>
           </w:tcPr>
-          <w:p/>
+          <w:p>
+            <w:pPr>
+              <w:rPr>
+                <w:b/>
+                <w:bCs/>
+                <w:color w:val="31849B" w:themeColor="accent5" w:themeShade="BF"/>
+              </w:rPr>
+            </w:pPr>
+            <w:r>
+              <w:rPr>
+                <w:b/>
+                <w:bCs/>
+                <w:color w:val="31849B" w:themeColor="accent5" w:themeShade="BF"/>
+              </w:rPr>
+              <w:t>Not Required</w:t>
+            </w:r>
+          </w:p>
         </w:tc>
       </w:tr>
     </w:tbl>
@@ -805,6 +1569,31 @@
         <w:t>Write one activity that a software engineer must perform and that cannot safely be delegated entirely to AI.</w:t>
       </w:r>
     </w:p>
+    <w:p>
+      <w:pPr>
+        <w:rPr>
+          <w:color w:val="31849B" w:themeColor="accent5" w:themeShade="BF"/>
+        </w:rPr>
+      </w:pPr>
+      <w:r>
+        <w:rPr>
+          <w:color w:val="31849B" w:themeColor="accent5" w:themeShade="BF"/>
+        </w:rPr>
+        <w:t>An activity that only a software engineer can do is communication. Communication is key within the field, because it is what allows teams to effectively coordinate and operate. Furthermore</w:t>
+      </w:r>
+      <w:r>
+        <w:rPr>
+          <w:color w:val="31849B" w:themeColor="accent5" w:themeShade="BF"/>
+        </w:rPr>
+        <w:t xml:space="preserve">, software engineers can communicate and effectively coordinate with stakeholders and organisations, which </w:t>
+      </w:r>
+      <w:r>
+        <w:rPr>
+          <w:color w:val="31849B" w:themeColor="accent5" w:themeShade="BF"/>
+        </w:rPr>
+        <w:t>is a crucial part of the design process. An AI cannot yet communicate like this and gain a greater understanding of the context nor the greater responsibility of implementation, testing and socio-technical aspects of the field.</w:t>
+      </w:r>
+    </w:p>
     <w:sectPr>
       <w:pgSz w:w="12240" w:h="15840"/>
       <w:pgMar w:top="936" w:right="1080" w:bottom="936" w:left="1080" w:header="720" w:footer="720" w:gutter="0"/>
@@ -816,7 +1605,7 @@
 </file>
 
 <file path=word/numbering.xml><?xml version="1.0" encoding="utf-8"?>
-<w:numbering xmlns:wpc="http://schemas.microsoft.com/office/word/2010/wordprocessingCanvas" xmlns:cx="http://schemas.microsoft.com/office/drawing/2014/chartex" xmlns:cx1="http://schemas.microsoft.com/office/drawing/2015/9/8/chartex" xmlns:cx2="http://schemas.microsoft.com/office/drawing/2015/10/21/chartex" xmlns:cx3="http://schemas.microsoft.com/office/drawing/2016/5/9/chartex" xmlns:cx4="http://schemas.microsoft.com/office/drawing/2016/5/10/chartex" xmlns:cx5="http://schemas.microsoft.com/office/drawing/2016/5/11/chartex" xmlns:cx6="http://schemas.microsoft.com/office/drawing/2016/5/12/chartex" xmlns:cx7="http://schemas.microsoft.com/office/drawing/2016/5/13/chartex" xmlns:cx8="http://schemas.microsoft.com/office/drawing/2016/5/14/chartex" xmlns:mc="http://schemas.openxmlformats.org/markup-compatibility/2006" xmlns:aink="http://schemas.microsoft.com/office/drawing/2016/ink" xmlns:am3d="http://schemas.microsoft.com/office/drawing/2017/model3d" xmlns:o="urn:schemas-microsoft-com:office:office" xmlns:oel="http://schemas.microsoft.com/office/2019/extlst" xmlns:r="http://schemas.openxmlformats.org/officeDocument/2006/relationships" xmlns:m="http://schemas.openxmlformats.org/officeDocument/2006/math" xmlns:v="urn:schemas-microsoft-com:vml" xmlns:wp14="http://schemas.microsoft.com/office/word/2010/wordprocessingDrawing" xmlns:wp="http://schemas.openxmlformats.org/drawingml/2006/wordprocessingDrawing" xmlns:w10="urn:schemas-microsoft-com:office:word" xmlns:w="http://schemas.openxmlformats.org/wordprocessingml/2006/main" xmlns:w14="http://schemas.microsoft.com/office/word/2010/wordml" xmlns:w15="http://schemas.microsoft.com/office/word/2012/wordml" xmlns:w16cei="http://schemas.microsoft.com/office/word/2026/wordml/cei" xmlns:w16cex="http://schemas.microsoft.com/office/word/2018/wordml/cex" xmlns:w16cid="http://schemas.microsoft.com/office/word/2016/wordml/cid" xmlns:w16="http://schemas.microsoft.com/office/word/2018/wordml" xmlns:w16du="http://schemas.microsoft.com/office/word/2023/wordml/word16du" xmlns:w16sdtdh="http://schemas.microsoft.com/office/word/2020/wordml/sdtdatahash" xmlns:w16sdtfl="http://schemas.microsoft.com/office/word/2024/wordml/sdtformatlock" xmlns:w16se="http://schemas.microsoft.com/office/word/2015/wordml/symex" xmlns:wpg="http://schemas.microsoft.com/office/word/2010/wordprocessingGroup" xmlns:wpi="http://schemas.microsoft.com/office/word/2010/wordprocessingInk" xmlns:wne="http://schemas.microsoft.com/office/word/2006/wordml" xmlns:wps="http://schemas.microsoft.com/office/word/2010/wordprocessingShape" mc:Ignorable="w14 w15 w16se w16cid w16 w16cex w16sdtdh w16sdtfl w16du wp14">
+<w:numbering xmlns:wpc="http://schemas.microsoft.com/office/word/2010/wordprocessingCanvas" xmlns:cx="http://schemas.microsoft.com/office/drawing/2014/chartex" xmlns:cx1="http://schemas.microsoft.com/office/drawing/2015/9/8/chartex" xmlns:cx2="http://schemas.microsoft.com/office/drawing/2015/10/21/chartex" xmlns:cx3="http://schemas.microsoft.com/office/drawing/2016/5/9/chartex" xmlns:cx4="http://schemas.microsoft.com/office/drawing/2016/5/10/chartex" xmlns:cx5="http://schemas.microsoft.com/office/drawing/2016/5/11/chartex" xmlns:cx6="http://schemas.microsoft.com/office/drawing/2016/5/12/chartex" xmlns:cx7="http://schemas.microsoft.com/office/drawing/2016/5/13/chartex" xmlns:cx8="http://schemas.microsoft.com/office/drawing/2016/5/14/chartex" xmlns:mc="http://schemas.openxmlformats.org/markup-compatibility/2006" xmlns:aink="http://schemas.microsoft.com/office/drawing/2016/ink" xmlns:am3d="http://schemas.microsoft.com/office/drawing/2017/model3d" xmlns:o="urn:schemas-microsoft-com:office:office" xmlns:oel="http://schemas.microsoft.com/office/2019/extlst" xmlns:r="http://schemas.openxmlformats.org/officeDocument/2006/relationships" xmlns:m="http://schemas.openxmlformats.org/officeDocument/2006/math" xmlns:v="urn:schemas-microsoft-com:vml" xmlns:wp14="http://schemas.microsoft.com/office/word/2010/wordprocessingDrawing" xmlns:wp="http://schemas.openxmlformats.org/drawingml/2006/wordprocessingDrawing" xmlns:w10="urn:schemas-microsoft-com:office:word" xmlns:w="http://schemas.openxmlformats.org/wordprocessingml/2006/main" xmlns:w14="http://schemas.microsoft.com/office/word/2010/wordml" xmlns:w15="http://schemas.microsoft.com/office/word/2012/wordml" xmlns:w16cex="http://schemas.microsoft.com/office/word/2018/wordml/cex" xmlns:w16cid="http://schemas.microsoft.com/office/word/2016/wordml/cid" xmlns:w16="http://schemas.microsoft.com/office/word/2018/wordml" xmlns:w16du="http://schemas.microsoft.com/office/word/2023/wordml/word16du" xmlns:w16sdtdh="http://schemas.microsoft.com/office/word/2020/wordml/sdtdatahash" xmlns:w16sdtfl="http://schemas.microsoft.com/office/word/2024/wordml/sdtformatlock" xmlns:w16se="http://schemas.microsoft.com/office/word/2015/wordml/symex" xmlns:wpg="http://schemas.microsoft.com/office/word/2010/wordprocessingGroup" xmlns:wpi="http://schemas.microsoft.com/office/word/2010/wordprocessingInk" xmlns:wne="http://schemas.microsoft.com/office/word/2006/wordml" xmlns:wps="http://schemas.microsoft.com/office/word/2010/wordprocessingShape" mc:Ignorable="w14 w15 w16se w16cid w16 w16cex w16sdtdh w16sdtfl w16du wp14">
   <w:abstractNum w:abstractNumId="0" w15:restartNumberingAfterBreak="0">
     <w:nsid w:val="FFFFFF7C"/>
     <w:multiLevelType w:val="singleLevel"/>
@@ -1411,6 +2200,7 @@
     <w:rPr>
       <w:rFonts w:ascii="Aptos" w:hAnsi="Aptos"/>
       <w:sz w:val="21"/>
+      <w:lang w:val="en-AU"/>
     </w:rPr>
   </w:style>
   <w:style w:type="paragraph" w:styleId="Heading1">
@@ -10543,7 +11333,7 @@
       </w:tcPr>
     </w:tblStylePr>
   </w:style>
-  <w:style w:type="table" w:styleId="ColorfulShading">
+  <w:style w:type="table" w:styleId="ColourfulShading">
     <w:name w:val="Colorful Shading"/>
     <w:basedOn w:val="TableNormal"/>
     <w:uiPriority w:val="71"/>
@@ -10658,7 +11448,7 @@
       </w:rPr>
     </w:tblStylePr>
   </w:style>
-  <w:style w:type="table" w:styleId="ColorfulShading-Accent1">
+  <w:style w:type="table" w:styleId="ColourfulShadingAccent1">
     <w:name w:val="Colorful Shading Accent 1"/>
     <w:basedOn w:val="TableNormal"/>
     <w:uiPriority w:val="71"/>
@@ -10773,7 +11563,7 @@
       </w:rPr>
     </w:tblStylePr>
   </w:style>
-  <w:style w:type="table" w:styleId="ColorfulShading-Accent2">
+  <w:style w:type="table" w:styleId="ColourfulShadingAccent2">
     <w:name w:val="Colorful Shading Accent 2"/>
     <w:basedOn w:val="TableNormal"/>
     <w:uiPriority w:val="71"/>
@@ -10888,7 +11678,7 @@
       </w:rPr>
     </w:tblStylePr>
   </w:style>
-  <w:style w:type="table" w:styleId="ColorfulShading-Accent3">
+  <w:style w:type="table" w:styleId="ColourfulShadingAccent3">
     <w:name w:val="Colorful Shading Accent 3"/>
     <w:basedOn w:val="TableNormal"/>
     <w:uiPriority w:val="71"/>
@@ -10993,7 +11783,7 @@
       </w:tcPr>
     </w:tblStylePr>
   </w:style>
-  <w:style w:type="table" w:styleId="ColorfulShading-Accent4">
+  <w:style w:type="table" w:styleId="ColourfulShadingAccent4">
     <w:name w:val="Colorful Shading Accent 4"/>
     <w:basedOn w:val="TableNormal"/>
     <w:uiPriority w:val="71"/>
@@ -11108,7 +11898,7 @@
       </w:rPr>
     </w:tblStylePr>
   </w:style>
-  <w:style w:type="table" w:styleId="ColorfulShading-Accent5">
+  <w:style w:type="table" w:styleId="ColourfulShadingAccent5">
     <w:name w:val="Colorful Shading Accent 5"/>
     <w:basedOn w:val="TableNormal"/>
     <w:uiPriority w:val="71"/>
@@ -11223,7 +12013,7 @@
       </w:rPr>
     </w:tblStylePr>
   </w:style>
-  <w:style w:type="table" w:styleId="ColorfulShading-Accent6">
+  <w:style w:type="table" w:styleId="ColourfulShadingAccent6">
     <w:name w:val="Colorful Shading Accent 6"/>
     <w:basedOn w:val="TableNormal"/>
     <w:uiPriority w:val="71"/>
@@ -11338,7 +12128,7 @@
       </w:rPr>
     </w:tblStylePr>
   </w:style>
-  <w:style w:type="table" w:styleId="ColorfulList">
+  <w:style w:type="table" w:styleId="ColourfulList">
     <w:name w:val="Colorful List"/>
     <w:basedOn w:val="TableNormal"/>
     <w:uiPriority w:val="72"/>
@@ -11417,7 +12207,7 @@
       </w:tcPr>
     </w:tblStylePr>
   </w:style>
-  <w:style w:type="table" w:styleId="ColorfulList-Accent1">
+  <w:style w:type="table" w:styleId="ColourfulListAccent1">
     <w:name w:val="Colorful List Accent 1"/>
     <w:basedOn w:val="TableNormal"/>
     <w:uiPriority w:val="72"/>
@@ -11496,7 +12286,7 @@
       </w:tcPr>
     </w:tblStylePr>
   </w:style>
-  <w:style w:type="table" w:styleId="ColorfulList-Accent2">
+  <w:style w:type="table" w:styleId="ColourfulListAccent2">
     <w:name w:val="Colorful List Accent 2"/>
     <w:basedOn w:val="TableNormal"/>
     <w:uiPriority w:val="72"/>
@@ -11575,7 +12365,7 @@
       </w:tcPr>
     </w:tblStylePr>
   </w:style>
-  <w:style w:type="table" w:styleId="ColorfulList-Accent3">
+  <w:style w:type="table" w:styleId="ColourfulListAccent3">
     <w:name w:val="Colorful List Accent 3"/>
     <w:basedOn w:val="TableNormal"/>
     <w:uiPriority w:val="72"/>
@@ -11654,7 +12444,7 @@
       </w:tcPr>
     </w:tblStylePr>
   </w:style>
-  <w:style w:type="table" w:styleId="ColorfulList-Accent4">
+  <w:style w:type="table" w:styleId="ColourfulListAccent4">
     <w:name w:val="Colorful List Accent 4"/>
     <w:basedOn w:val="TableNormal"/>
     <w:uiPriority w:val="72"/>
@@ -11733,7 +12523,7 @@
       </w:tcPr>
     </w:tblStylePr>
   </w:style>
-  <w:style w:type="table" w:styleId="ColorfulList-Accent5">
+  <w:style w:type="table" w:styleId="ColourfulListAccent5">
     <w:name w:val="Colorful List Accent 5"/>
     <w:basedOn w:val="TableNormal"/>
     <w:uiPriority w:val="72"/>
@@ -11812,7 +12602,7 @@
       </w:tcPr>
     </w:tblStylePr>
   </w:style>
-  <w:style w:type="table" w:styleId="ColorfulList-Accent6">
+  <w:style w:type="table" w:styleId="ColourfulListAccent6">
     <w:name w:val="Colorful List Accent 6"/>
     <w:basedOn w:val="TableNormal"/>
     <w:uiPriority w:val="72"/>
@@ -11891,7 +12681,7 @@
       </w:tcPr>
     </w:tblStylePr>
   </w:style>
-  <w:style w:type="table" w:styleId="ColorfulGrid">
+  <w:style w:type="table" w:styleId="ColourfulGrid">
     <w:name w:val="Colorful Grid"/>
     <w:basedOn w:val="TableNormal"/>
     <w:uiPriority w:val="73"/>
@@ -11964,7 +12754,7 @@
       </w:tcPr>
     </w:tblStylePr>
   </w:style>
-  <w:style w:type="table" w:styleId="ColorfulGrid-Accent1">
+  <w:style w:type="table" w:styleId="ColourfulGridAccent1">
     <w:name w:val="Colorful Grid Accent 1"/>
     <w:basedOn w:val="TableNormal"/>
     <w:uiPriority w:val="73"/>
@@ -12037,7 +12827,7 @@
       </w:tcPr>
     </w:tblStylePr>
   </w:style>
-  <w:style w:type="table" w:styleId="ColorfulGrid-Accent2">
+  <w:style w:type="table" w:styleId="ColourfulGridAccent2">
     <w:name w:val="Colorful Grid Accent 2"/>
     <w:basedOn w:val="TableNormal"/>
     <w:uiPriority w:val="73"/>
@@ -12110,7 +12900,7 @@
       </w:tcPr>
     </w:tblStylePr>
   </w:style>
-  <w:style w:type="table" w:styleId="ColorfulGrid-Accent3">
+  <w:style w:type="table" w:styleId="ColourfulGridAccent3">
     <w:name w:val="Colorful Grid Accent 3"/>
     <w:basedOn w:val="TableNormal"/>
     <w:uiPriority w:val="73"/>
@@ -12183,7 +12973,7 @@
       </w:tcPr>
     </w:tblStylePr>
   </w:style>
-  <w:style w:type="table" w:styleId="ColorfulGrid-Accent4">
+  <w:style w:type="table" w:styleId="ColourfulGridAccent4">
     <w:name w:val="Colorful Grid Accent 4"/>
     <w:basedOn w:val="TableNormal"/>
     <w:uiPriority w:val="73"/>
@@ -12256,7 +13046,7 @@
       </w:tcPr>
     </w:tblStylePr>
   </w:style>
-  <w:style w:type="table" w:styleId="ColorfulGrid-Accent5">
+  <w:style w:type="table" w:styleId="ColourfulGridAccent5">
     <w:name w:val="Colorful Grid Accent 5"/>
     <w:basedOn w:val="TableNormal"/>
     <w:uiPriority w:val="73"/>
@@ -12329,7 +13119,7 @@
       </w:tcPr>
     </w:tblStylePr>
   </w:style>
-  <w:style w:type="table" w:styleId="ColorfulGrid-Accent6">
+  <w:style w:type="table" w:styleId="ColourfulGridAccent6">
     <w:name w:val="Colorful Grid Accent 6"/>
     <w:basedOn w:val="TableNormal"/>
     <w:uiPriority w:val="73"/>
